--- a/_implementation-notes/evening-series/FotH Pilot Session 18 Evening Run Sheet DRAFT v1.docx
+++ b/_implementation-notes/evening-series/FotH Pilot Session 18 Evening Run Sheet DRAFT v1.docx
@@ -550,7 +550,7 @@
           <w:b/>
           <w:bCs/>
         </w:rPr>
-        <w:t xml:space="preserve">The practice, week one.</w:t>
+        <w:t>The homework practice, week one.</w:t>
       </w:r>
       <w:r>
         <w:t xml:space="preserve"> </w:t>
@@ -606,7 +606,7 @@
           <w:b/>
           <w:bCs/>
         </w:rPr>
-        <w:t xml:space="preserve">The practice, week two.</w:t>
+        <w:t>The homework practice, week two.</w:t>
       </w:r>
       <w:r>
         <w:t xml:space="preserve"> </w:t>
@@ -737,6 +737,66 @@
       </w:r>
       <w:r>
         <w:t xml:space="preserve">above is the default, not the decision.</w:t>
+      </w:r>
+    </w:p>
+    <w:p>
+      <w:pPr>
+        <w:pStyle w:val="Compact"/>
+        <w:numPr>
+          <w:ilvl w:val="0"/>
+          <w:numId w:val="1002"/>
+        </w:numPr>
+      </w:pPr>
+      <w:r>
+        <w:t>The evening opens on the map.</w:t>
+      </w:r>
+      <w:r>
+        <w:t xml:space="preserve"> The Four Connects grounding slide now opens every session. Session 18 returns to the whole map — all four Connects, for the final stretch. Each connection makes the next one real (Matt. 22:37–40).</w:t>
+      </w:r>
+    </w:p>
+    <w:p>
+      <w:pPr>
+        <w:pStyle w:val="Compact"/>
+        <w:numPr>
+          <w:ilvl w:val="0"/>
+          <w:numId w:val="1002"/>
+        </w:numPr>
+      </w:pPr>
+      <w:r>
+        <w:t>A pair leads, visibly.</w:t>
+      </w:r>
+      <w:r>
+        <w:t xml:space="preserve"> Name it in the welcome: two leaders hold tonight — container and content — and the room will see the evening handed back and forth between them. That is the design. The pair practices the session together before the evening (at the planning lab, or before dinner), so each knows who is where in the flow.</w:t>
+      </w:r>
+    </w:p>
+    <w:p>
+      <w:pPr>
+        <w:pStyle w:val="Compact"/>
+        <w:numPr>
+          <w:ilvl w:val="0"/>
+          <w:numId w:val="1002"/>
+        </w:numPr>
+      </w:pPr>
+      <w:r>
+        <w:t>Split only if the room needs it.</w:t>
+      </w:r>
+      <w:r>
+        <w:t xml:space="preserve"> Any split-and-merge assumes numbers. With six or so around the table, stay one circle — or drop into quick pair work in place, knee to knee, which does the same work faster. Pair work is also the standing time-recovery lever: a full split-and-merge costs about five minutes.</w:t>
+      </w:r>
+    </w:p>
+    <w:p>
+      <w:pPr>
+        <w:pStyle w:val="Compact"/>
+        <w:numPr>
+          <w:ilvl w:val="0"/>
+          <w:numId w:val="1002"/>
+        </w:numPr>
+      </w:pPr>
+      <w:r>
+        <w:t>The container holder is the busier seat.</w:t>
+      </w:r>
+      <w:r>
+        <w:t xml:space="preserve"> Clock and room both: a continuous read against safe, present, clear, intentional — noticing anyone triggered or checked out. Anything of weight goes to the backstop adult; that handoff is the bright line working, not the container failing.</w:t>
       </w:r>
     </w:p>
     <w:bookmarkEnd w:id="11"/>

--- a/_implementation-notes/evening-series/FotH Pilot Session 18 Evening Run Sheet DRAFT v1.docx
+++ b/_implementation-notes/evening-series/FotH Pilot Session 18 Evening Run Sheet DRAFT v1.docx
@@ -8,7 +8,7 @@
         <w:pStyle w:val="Heading1"/>
       </w:pPr>
       <w:r>
-        <w:t xml:space="preserve">Session 18, Evening Form — THE RETURN II</w:t>
+        <w:t>Evening 14 — THE RETURN II</w:t>
       </w:r>
     </w:p>
     <w:p>
@@ -534,7 +534,7 @@
         <w:pStyle w:val="Heading2"/>
       </w:pPr>
       <w:r>
-        <w:t xml:space="preserve">The homework handout (Session 18, two weeks)</w:t>
+        <w:t>The homework handout (Evening 14, two weeks)</w:t>
       </w:r>
     </w:p>
     <w:p>
@@ -556,7 +556,7 @@
         <w:t xml:space="preserve"> </w:t>
       </w:r>
       <w:r>
-        <w:t xml:space="preserve">Continue the rhythm as built — no restart language needed this time; the returning rule covers whatever slipped. And a gentle, unaudited word to the parents: the Four Questions door (commissioned at Week 15, willing-only always) is still open for any parent who has not yet found their moment.</w:t>
+        <w:t>Continue the rhythm as built — no restart language needed this time; the returning rule covers whatever slipped. And a gentle, unaudited word to the parents: the Four Questions door (commissioned at Evening 11, willing-only always) is still open for any parent who has not yet found their moment.</w:t>
       </w:r>
     </w:p>
     <w:p>
@@ -751,7 +751,7 @@
         <w:t>The evening opens on the map.</w:t>
       </w:r>
       <w:r>
-        <w:t xml:space="preserve"> The Four Connects grounding slide now opens every session. Session 18 returns to the whole map — all four Connects, for the final stretch. Each connection makes the next one real (Matt. 22:37–40).</w:t>
+        <w:t xml:space="preserve"> The Four Connects grounding slide now opens every session. Evening 14 returns to the whole map — all four Connects, for the final stretch. Each connection makes the next one real (Matt. 22:37–40).</w:t>
       </w:r>
     </w:p>
     <w:p>
@@ -802,6 +802,8 @@
     <w:bookmarkEnd w:id="11"/>
     <w:bookmarkEnd w:id="12"/>
     <w:sectPr>
+      <w:headerReference w:type="default" r:id="rId9"/>
+      <w:footerReference w:type="default" r:id="rId10"/>
       <w:footnotePr>
         <w:numRestart w:val="eachSect"/>
       </w:footnotePr>
@@ -814,6 +816,16 @@
 <w:comments xmlns:w="http://schemas.openxmlformats.org/wordprocessingml/2006/main" xmlns:m="http://schemas.openxmlformats.org/officeDocument/2006/math" xmlns:r="http://schemas.openxmlformats.org/officeDocument/2006/relationships" xmlns:o="urn:schemas-microsoft-com:office:office" xmlns:v="urn:schemas-microsoft-com:vml" xmlns:w10="urn:schemas-microsoft-com:office:word" xmlns:a="http://schemas.openxmlformats.org/drawingml/2006/main" xmlns:pic="http://schemas.openxmlformats.org/drawingml/2006/picture" xmlns:wp="http://schemas.openxmlformats.org/drawingml/2006/wordprocessingDrawing"/>
 </file>
 
+<file path=word/footer1.xml><?xml version="1.0" encoding="utf-8"?>
+<w:ftr xmlns:m="http://schemas.openxmlformats.org/officeDocument/2006/math" xmlns:mc="http://schemas.openxmlformats.org/markup-compatibility/2006" xmlns:mo="http://schemas.microsoft.com/office/mac/office/2008/main" xmlns:mv="urn:schemas-microsoft-com:mac:vml" xmlns:o="urn:schemas-microsoft-com:office:office" xmlns:r="http://schemas.openxmlformats.org/officeDocument/2006/relationships" xmlns:v="urn:schemas-microsoft-com:vml" xmlns:w10="urn:schemas-microsoft-com:office:word" xmlns:w14="http://schemas.microsoft.com/office/word/2010/wordml" xmlns:w="http://schemas.openxmlformats.org/wordprocessingml/2006/main" xmlns:wne="http://schemas.microsoft.com/office/word/2006/wordml" xmlns:wp14="http://schemas.microsoft.com/office/word/2010/wordprocessingDrawing" xmlns:wp="http://schemas.openxmlformats.org/drawingml/2006/wordprocessingDrawing" xmlns:wpc="http://schemas.microsoft.com/office/word/2010/wordprocessingCanvas" xmlns:wpg="http://schemas.microsoft.com/office/word/2010/wordprocessingGroup" xmlns:wpi="http://schemas.microsoft.com/office/word/2010/wordprocessingInk" xmlns:wps="http://schemas.microsoft.com/office/word/2010/wordprocessingShape" mc:Ignorable="w14 wp14">
+  <w:p>
+    <w:pPr>
+      <w:pStyle w:val="Footer"/>
+    </w:pPr>
+  </w:p>
+</w:ftr>
+</file>
+
 <file path=word/footnotes.xml><?xml version="1.0" encoding="utf-8"?>
 <w:footnotes xmlns:w="http://schemas.openxmlformats.org/wordprocessingml/2006/main" xmlns:m="http://schemas.openxmlformats.org/officeDocument/2006/math" xmlns:r="http://schemas.openxmlformats.org/officeDocument/2006/relationships" xmlns:o="urn:schemas-microsoft-com:office:office" xmlns:v="urn:schemas-microsoft-com:vml" xmlns:w10="urn:schemas-microsoft-com:office:word" xmlns:a="http://schemas.openxmlformats.org/drawingml/2006/main" xmlns:pic="http://schemas.openxmlformats.org/drawingml/2006/picture" xmlns:wp="http://schemas.openxmlformats.org/drawingml/2006/wordprocessingDrawing">
   <w:footnote w:type="continuationSeparator" w:id="0">
@@ -831,6 +843,16 @@
     </w:p>
   </w:footnote>
 </w:footnotes>
+</file>
+
+<file path=word/header1.xml><?xml version="1.0" encoding="utf-8"?>
+<w:hdr xmlns:m="http://schemas.openxmlformats.org/officeDocument/2006/math" xmlns:mc="http://schemas.openxmlformats.org/markup-compatibility/2006" xmlns:mo="http://schemas.microsoft.com/office/mac/office/2008/main" xmlns:mv="urn:schemas-microsoft-com:mac:vml" xmlns:o="urn:schemas-microsoft-com:office:office" xmlns:r="http://schemas.openxmlformats.org/officeDocument/2006/relationships" xmlns:v="urn:schemas-microsoft-com:vml" xmlns:w10="urn:schemas-microsoft-com:office:word" xmlns:w14="http://schemas.microsoft.com/office/word/2010/wordml" xmlns:w="http://schemas.openxmlformats.org/wordprocessingml/2006/main" xmlns:wne="http://schemas.microsoft.com/office/word/2006/wordml" xmlns:wp14="http://schemas.microsoft.com/office/word/2010/wordprocessingDrawing" xmlns:wp="http://schemas.openxmlformats.org/drawingml/2006/wordprocessingDrawing" xmlns:wpc="http://schemas.microsoft.com/office/word/2010/wordprocessingCanvas" xmlns:wpg="http://schemas.microsoft.com/office/word/2010/wordprocessingGroup" xmlns:wpi="http://schemas.microsoft.com/office/word/2010/wordprocessingInk" xmlns:wps="http://schemas.microsoft.com/office/word/2010/wordprocessingShape" mc:Ignorable="w14 wp14">
+  <w:p>
+    <w:pPr>
+      <w:pStyle w:val="Header"/>
+    </w:pPr>
+  </w:p>
+</w:hdr>
 </file>
 
 <file path=word/numbering.xml><?xml version="1.0" encoding="utf-8"?>

--- a/_implementation-notes/evening-series/FotH Pilot Session 18 Evening Run Sheet DRAFT v1.docx
+++ b/_implementation-notes/evening-series/FotH Pilot Session 18 Evening Run Sheet DRAFT v1.docx
@@ -359,18 +359,53 @@
               <w:pStyle w:val="Compact"/>
             </w:pPr>
             <w:r>
-              <w:t xml:space="preserve">8:01-8:20</w:t>
-            </w:r>
-          </w:p>
-        </w:tc>
-        <w:tc>
-          <w:tcPr/>
-          <w:p>
-            <w:pPr>
-              <w:pStyle w:val="Compact"/>
-            </w:pPr>
-            <w:r>
-              <w:t xml:space="preserve">Block 4: The final stretch — the map</w:t>
+              <w:t xml:space="preserve">8:01-8:08</w:t>
+            </w:r>
+          </w:p>
+        </w:tc>
+        <w:tc>
+          <w:tcPr/>
+          <w:p>
+            <w:pPr>
+              <w:pStyle w:val="Compact"/>
+            </w:pPr>
+            <w:r>
+              <w:t xml:space="preserve">The final stretch — the map, and the sentence: "From here, the evenings stop holding you, and you start holding the practice."</w:t>
+            </w:r>
+          </w:p>
+        </w:tc>
+        <w:tc>
+          <w:tcPr/>
+          <w:p>
+            <w:pPr>
+              <w:pStyle w:val="Compact"/>
+            </w:pPr>
+            <w:r>
+              <w:t xml:space="preserve">Content presenter; container holder watching the room</w:t>
+            </w:r>
+          </w:p>
+        </w:tc>
+      </w:tr>
+      <w:tr>
+        <w:tc>
+          <w:tcPr/>
+          <w:p>
+            <w:pPr>
+              <w:pStyle w:val="Compact"/>
+            </w:pPr>
+            <w:r>
+              <w:t xml:space="preserve">8:08-8:20</w:t>
+            </w:r>
+          </w:p>
+        </w:tc>
+        <w:tc>
+          <w:tcPr/>
+          <w:p>
+            <w:pPr>
+              <w:pStyle w:val="Compact"/>
+            </w:pPr>
+            <w:r>
+              <w:t xml:space="preserve">Ready, and Not Yet: write three questions (3); pairs within families, the parent first, then the parent names one place the teen is ready and one place to walk beside them (6); room round, one "ready" each (3)</w:t>
             </w:r>
           </w:p>
         </w:tc>

--- a/_implementation-notes/evening-series/FotH Pilot Session 18 Evening Run Sheet DRAFT v1.docx
+++ b/_implementation-notes/evening-series/FotH Pilot Session 18 Evening Run Sheet DRAFT v1.docx
@@ -96,14 +96,10 @@
           <w:b/>
           <w:bCs/>
         </w:rPr>
-        <w:t xml:space="preserve">Aim (from the school version).</w:t>
-      </w:r>
-      <w:r>
-        <w:t xml:space="preserve"> </w:t>
-      </w:r>
-      <w:r>
-        <w:t xml:space="preserve">Light re-entry after the spring break, and a rhythm check. Name out loud that the room knows how to do this now — the coming back, the honest reading, the beginning again — and let the cohort carry its own return. Then set the map for the final stretch: the year now begins to hand itself over.</w:t>
-      </w:r>
+        <w:t>Aim (from the school version). Light re-entry after a break, and a rhythm check. Name out loud that the room knows how to do this now — the coming back, the honest reading, the beginning again — and let the cohort carry its own return. Then set the map for the final stretch: the year now begins to hand itself over.</w:t>
+      </w:r>
+      <w:r/>
+      <w:r/>
     </w:p>
     <w:p>
       <w:pPr>
